--- a/en/wisdom-stories/three-best-things.docx
+++ b/en/wisdom-stories/three-best-things.docx
@@ -4,162 +4,91 @@
   <w:body>
     <w:p>
       <w:pPr>
-        <w:spacing w:before="0" w:after="60"/>
-        <w:jc w:val="left"/>
+        <w:pStyle w:val="Title"/>
       </w:pPr>
       <w:r>
-        <w:rPr>
-          <w:rFonts w:ascii="Arial" w:hAnsi="Arial" w:eastAsia="Arial"/>
-          <w:i w:val="0"/>
-          <w:color w:val="000000"/>
-          <w:sz w:val="52"/>
-        </w:rPr>
-        <w:t>The three best things</w:t>
+        <w:t>The Three Best Things</w:t>
       </w:r>
     </w:p>
     <w:p>
       <w:pPr>
-        <w:jc w:val="left"/>
+        <w:spacing w:after="80"/>
       </w:pPr>
       <w:r>
-        <w:rPr>
-          <w:rFonts w:ascii="Arial" w:hAnsi="Arial" w:eastAsia="Arial"/>
-          <w:i w:val="0"/>
-          <w:color w:val="000000"/>
-          <w:sz w:val="22"/>
-        </w:rPr>
-        <w:t>Father:</w:t>
+        <w:t>A father told his son:</w:t>
       </w:r>
     </w:p>
     <w:p>
       <w:pPr>
-        <w:jc w:val="left"/>
+        <w:spacing w:after="80"/>
       </w:pPr>
       <w:r>
-        <w:rPr>
-          <w:rFonts w:ascii="Arial" w:hAnsi="Arial" w:eastAsia="Arial"/>
-          <w:i w:val="0"/>
-          <w:color w:val="000000"/>
-          <w:sz w:val="22"/>
-        </w:rPr>
-        <w:t>— Son, we should strive for these three things in life: to eat the best food, to sleep in the best bed, and to live in the best house.</w:t>
+        <w:t>“In life, aim for the finest food, the finest bed, and the finest home.”</w:t>
       </w:r>
     </w:p>
     <w:p>
       <w:pPr>
-        <w:jc w:val="left"/>
+        <w:spacing w:after="80"/>
       </w:pPr>
       <w:r>
-        <w:rPr>
-          <w:rFonts w:ascii="Arial" w:hAnsi="Arial" w:eastAsia="Arial"/>
-          <w:i w:val="0"/>
-          <w:color w:val="000000"/>
-          <w:sz w:val="22"/>
-        </w:rPr>
-        <w:t>Son:</w:t>
+        <w:t>The son asked:</w:t>
       </w:r>
     </w:p>
     <w:p>
       <w:pPr>
-        <w:jc w:val="left"/>
+        <w:spacing w:after="80"/>
       </w:pPr>
       <w:r>
-        <w:rPr>
-          <w:rFonts w:ascii="Arial" w:hAnsi="Arial" w:eastAsia="Arial"/>
-          <w:i w:val="0"/>
-          <w:color w:val="000000"/>
-          <w:sz w:val="22"/>
-        </w:rPr>
-        <w:t>— Father, but we are poor, how can we do this?</w:t>
+        <w:t>“But we’re poor. How can we have those?”</w:t>
       </w:r>
     </w:p>
     <w:p>
       <w:pPr>
-        <w:jc w:val="left"/>
+        <w:spacing w:after="80"/>
       </w:pPr>
       <w:r>
-        <w:rPr>
-          <w:rFonts w:ascii="Arial" w:hAnsi="Arial" w:eastAsia="Arial"/>
-          <w:i w:val="0"/>
-          <w:color w:val="000000"/>
-          <w:sz w:val="22"/>
-        </w:rPr>
-        <w:t>Father:</w:t>
+        <w:t>His father replied:</w:t>
       </w:r>
     </w:p>
     <w:p>
       <w:pPr>
-        <w:jc w:val="left"/>
+        <w:keepNext/>
       </w:pPr>
       <w:r>
-        <w:rPr>
-          <w:rFonts w:ascii="Arial" w:hAnsi="Arial" w:eastAsia="Arial"/>
-          <w:i w:val="0"/>
-          <w:color w:val="000000"/>
-          <w:sz w:val="22"/>
-        </w:rPr>
-        <w:t>— If you eat when you are hungry, this will be your best food. If you sleep tired after working hard, this will be your best sleep. If you give people a place in your heart, this will be your best home.</w:t>
+        <w:t>“When you’re hungry, simple food tastes wonderful. After honest work, any bed gives sweet rest. And when you make room for others in your heart, you have the finest home of all.”</w:t>
       </w:r>
     </w:p>
     <w:p>
       <w:pPr>
-        <w:pStyle w:val="Moral"/>
         <w:keepNext/>
         <w:keepLines/>
-        <w:widowControl/>
-        <w:spacing w:before="240" w:after="180" w:line="283" w:lineRule="auto"/>
-        <w:ind w:left="240" w:right="240"/>
-        <w:jc w:val="left"/>
-        <w:pBdr>
-          <w:top w:val="single" w:sz="8" w:space="7" w:color="E8D59A"/>
-          <w:left w:val="single" w:sz="32" w:space="11" w:color="C6A23A"/>
-          <w:bottom w:val="single" w:sz="8" w:space="7" w:color="E8D59A"/>
-          <w:right w:val="single" w:sz="8" w:space="11" w:color="E8D59A"/>
-        </w:pBdr>
-        <w:shd w:val="clear" w:color="auto" w:fill="FFF8E1"/>
+        <w:spacing w:before="160"/>
       </w:pPr>
       <w:r>
         <w:rPr>
-          <w:rFonts w:ascii="Arial" w:hAnsi="Arial" w:eastAsia="Arial" w:cs="Arial"/>
           <w:b/>
-          <w:i w:val="0"/>
-          <w:color w:val="9A7417"/>
-          <w:sz w:val="22"/>
         </w:rPr>
-        <w:t xml:space="preserve">Moral: </w:t>
+        <w:t>Moral:</w:t>
       </w:r>
       <w:r>
-        <w:rPr>
-          <w:rFonts w:ascii="Arial" w:hAnsi="Arial" w:eastAsia="Arial" w:cs="Arial"/>
-          <w:b w:val="0"/>
-          <w:i w:val="0"/>
-          <w:color w:val="3F3826"/>
-          <w:sz w:val="22"/>
-        </w:rPr>
-        <w:t>The best food is found in hunger, the best sleep after hard work, and the best home is found in hearts. Happiness is not in opportunity, but in perspective.</w:t>
+        <w:t xml:space="preserve"> The best food is found in hunger, the best sleep after hard work, and the best home is found in hearts. Happiness is not in opportunity, but in perspective.</w:t>
       </w:r>
     </w:p>
     <w:p>
       <w:pPr>
-        <w:keepLines/>
-        <w:widowControl/>
-        <w:spacing w:before="60" w:after="0" w:line="240" w:lineRule="auto"/>
-        <w:jc w:val="right"/>
+        <w:spacing w:after="80"/>
       </w:pPr>
       <w:r>
         <w:rPr>
-          <w:rFonts w:ascii="Arial" w:hAnsi="Arial" w:eastAsia="Arial" w:cs="Arial"/>
-          <w:b w:val="0"/>
           <w:i/>
-          <w:color w:val="8A7950"/>
-          <w:sz w:val="17"/>
+          <w:sz w:val="18"/>
         </w:rPr>
-        <w:t>The story was obtained from open Internet sources.</w:t>
+        <w:t>Source: Publicly available internet sources.</w:t>
       </w:r>
     </w:p>
     <w:sectPr>
       <w:pgSz w:w="12240" w:h="15840"/>
-      <w:pgMar w:top="1440" w:right="1440" w:bottom="1440" w:left="1440" w:header="708" w:footer="708" w:gutter="0"/>
+      <w:pgMar w:top="1080" w:right="1224" w:bottom="1080" w:left="1224" w:header="720" w:footer="720" w:gutter="0"/>
       <w:cols w:space="720"/>
       <w:docGrid w:linePitch="360"/>
     </w:sectPr>
@@ -531,12 +460,14 @@
     <w:qFormat/>
     <w:rsid w:val="00FC693F"/>
     <w:pPr>
-      <w:spacing w:before="0" w:after="160" w:line="276" w:lineRule="auto"/>
+      <w:widowControl/>
+      <w:spacing w:after="120" w:line="259" w:lineRule="auto"/>
     </w:pPr>
     <w:rPr>
-      <w:rFonts w:ascii="Arial" w:hAnsi="Arial" w:eastAsia="Arial"/>
+      <w:rFonts w:ascii="Arial" w:hAnsi="Arial"/>
       <w:color w:val="000000"/>
       <w:sz w:val="22"/>
+      <w:lang w:val="en-US"/>
     </w:rPr>
   </w:style>
   <w:style w:type="paragraph" w:styleId="Header">
@@ -880,18 +811,17 @@
     <w:qFormat/>
     <w:rsid w:val="00FC693F"/>
     <w:pPr>
-      <w:pBdr>
-        <w:bottom w:val="single" w:sz="8" w:space="4" w:color="4F81BD" w:themeColor="accent1"/>
-      </w:pBdr>
-      <w:spacing w:after="300" w:line="240" w:lineRule="auto"/>
+      <w:keepNext/>
+      <w:spacing w:after="280" w:line="240" w:lineRule="auto"/>
       <w:contextualSpacing/>
     </w:pPr>
     <w:rPr>
-      <w:rFonts w:asciiTheme="majorHAnsi" w:eastAsiaTheme="majorEastAsia" w:hAnsiTheme="majorHAnsi" w:cstheme="majorBidi"/>
-      <w:color w:val="17365D" w:themeColor="text2" w:themeShade="BF"/>
+      <w:rFonts w:asciiTheme="majorHAnsi" w:eastAsiaTheme="majorEastAsia" w:hAnsiTheme="majorHAnsi" w:cstheme="majorBidi" w:ascii="Arial" w:hAnsi="Arial"/>
+      <w:b/>
+      <w:color w:val="000000"/>
       <w:spacing w:val="5"/>
       <w:kern w:val="28"/>
-      <w:sz w:val="52"/>
+      <w:sz w:val="34"/>
       <w:szCs w:val="52"/>
     </w:rPr>
   </w:style>
@@ -1367,9 +1297,6 @@
     <w:qFormat/>
     <w:rsid w:val="00FC693F"/>
     <w:pPr>
-      <w:pBdr>
-        <w:bottom w:val="single" w:sz="4" w:space="4" w:color="4F81BD" w:themeColor="accent1"/>
-      </w:pBdr>
       <w:spacing w:before="200" w:after="280"/>
       <w:ind w:left="936" w:right="936"/>
     </w:pPr>
@@ -12220,18 +12147,6 @@
         <w:shd w:val="clear" w:color="auto" w:fill="FBCAA2" w:themeFill="accent6" w:themeFillTint="7F"/>
       </w:tcPr>
     </w:tblStylePr>
-  </w:style>
-  <w:style w:type="paragraph" w:customStyle="1" w:styleId="Moral">
-    <w:name w:val="Moral"/>
-    <w:basedOn w:val="Normal"/>
-    <w:pPr>
-      <w:spacing w:before="160" w:after="0" w:line="276" w:lineRule="auto"/>
-    </w:pPr>
-    <w:rPr>
-      <w:rFonts w:ascii="Arial" w:hAnsi="Arial" w:eastAsia="Arial"/>
-      <w:i/>
-      <w:sz w:val="22"/>
-    </w:rPr>
   </w:style>
 </w:styles>
 </file>

--- a/en/wisdom-stories/three-best-things.docx
+++ b/en/wisdom-stories/three-best-things.docx
@@ -55,7 +55,7 @@
         <w:keepNext/>
       </w:pPr>
       <w:r>
-        <w:t>“When you’re hungry, simple food tastes wonderful. After honest work, any bed gives sweet rest. And when you make room for others in your heart, you have the finest home of all.”</w:t>
+        <w:t>“If you eat when you are hungry, that will be your best food. If you sleep tired after hard work, that will be your best sleep. And when you make room for others in your heart, you have the finest home of all.”</w:t>
       </w:r>
     </w:p>
     <w:p>
@@ -68,11 +68,9 @@
         <w:rPr>
           <w:b/>
         </w:rPr>
-        <w:t>Moral:</w:t>
+        <w:t>Moral: The best food is found in hunger, the best sleep after hard work, and the best home is found in hearts. Happiness depends not only on means, but also on how you look at life.</w:t>
       </w:r>
-      <w:r>
-        <w:t xml:space="preserve"> The best food is found in hunger, the best sleep after hard work, and the best home is found in hearts. Happiness is not in opportunity, but in perspective.</w:t>
-      </w:r>
+      <w:r/>
     </w:p>
     <w:p>
       <w:pPr>
@@ -83,7 +81,7 @@
           <w:i/>
           <w:sz w:val="18"/>
         </w:rPr>
-        <w:t>Source: Publicly available internet sources.</w:t>
+        <w:t>Stories are taken from open Internet sources; illustrations were created with AI.</w:t>
       </w:r>
     </w:p>
     <w:sectPr>

--- a/en/wisdom-stories/three-best-things.docx
+++ b/en/wisdom-stories/three-best-things.docx
@@ -107,7 +107,7 @@
           <w:bCs/>
           <w:lang/>
         </w:rPr>
-        <w:t>Moral: Life’s pleasures are not found only in expensive things. Savouring a simple meal, resting after honest work, and finding a place in people’s hearts can bring great happiness too.</w:t>
+        <w:t xml:space="preserve">Moral: Life’s pleasures are not found only in expensive things. Savoring a simple meal, resting after honest work, and finding a place in people’s hearts can bring great happiness too.</w:t>
       </w:r>
     </w:p>
     <w:p>
